--- a/zht/docx/109.content.docx
+++ b/zht/docx/109.content.docx
@@ -409,18 +409,12 @@
           <w:lang w:val="zh_TW" w:bidi="zh_TW"/>
         </w:rPr>
       </w:r>
-      <w:hyperlink r:id="rId13">
-        <w:r>
-          <w:rPr>
-            <w:lang w:val="zh_TW" w:bidi="zh_TW"/>
-          </w:rPr>
-          <w:rPr>
-            <w:color w:val="0000EE"/>
-            <w:u w:val="single"/>
-          </w:rPr>
-          <w:t>列王紀下9:9–10</w:t>
-        </w:r>
-      </w:hyperlink>
+      <w:r>
+        <w:rPr>
+          <w:lang w:val="zh_TW" w:bidi="zh_TW"/>
+        </w:rPr>
+        <w:t>列王紀下9:9–10</w:t>
+      </w:r>
     </w:p>
     <w:p>
       <w:pPr>
@@ -433,18 +427,12 @@
           <w:lang w:val="zh_TW" w:bidi="zh_TW"/>
         </w:rPr>
       </w:r>
-      <w:hyperlink r:id="rId14">
-        <w:r>
-          <w:rPr>
-            <w:lang w:val="zh_TW" w:bidi="zh_TW"/>
-          </w:rPr>
-          <w:rPr>
-            <w:color w:val="0000EE"/>
-            <w:u w:val="single"/>
-          </w:rPr>
-          <w:t>創世記35:4–5</w:t>
-        </w:r>
-      </w:hyperlink>
+      <w:r>
+        <w:rPr>
+          <w:lang w:val="zh_TW" w:bidi="zh_TW"/>
+        </w:rPr>
+        <w:t>創世記35:4–5</w:t>
+      </w:r>
     </w:p>
     <w:p>
       <w:pPr>
@@ -457,18 +445,12 @@
           <w:lang w:val="zh_TW" w:bidi="zh_TW"/>
         </w:rPr>
       </w:r>
-      <w:hyperlink r:id="rId15">
-        <w:r>
-          <w:rPr>
-            <w:lang w:val="zh_TW" w:bidi="zh_TW"/>
-          </w:rPr>
-          <w:rPr>
-            <w:color w:val="0000EE"/>
-            <w:u w:val="single"/>
-          </w:rPr>
-          <w:t>耶利米書25:33</w:t>
-        </w:r>
-      </w:hyperlink>
+      <w:r>
+        <w:rPr>
+          <w:lang w:val="zh_TW" w:bidi="zh_TW"/>
+        </w:rPr>
+        <w:t>耶利米書25:33</w:t>
+      </w:r>
     </w:p>
     <w:p>
       <w:pPr>
@@ -481,18 +463,12 @@
           <w:lang w:val="zh_TW" w:bidi="zh_TW"/>
         </w:rPr>
       </w:r>
-      <w:hyperlink r:id="rId16">
-        <w:r>
-          <w:rPr>
-            <w:lang w:val="zh_TW" w:bidi="zh_TW"/>
-          </w:rPr>
-          <w:rPr>
-            <w:color w:val="0000EE"/>
-            <w:u w:val="single"/>
-          </w:rPr>
-          <w:t>路加福音16:22</w:t>
-        </w:r>
-      </w:hyperlink>
+      <w:r>
+        <w:rPr>
+          <w:lang w:val="zh_TW" w:bidi="zh_TW"/>
+        </w:rPr>
+        <w:t>路加福音16:22</w:t>
+      </w:r>
     </w:p>
     <w:p>
       <w:pPr>
@@ -505,18 +481,12 @@
           <w:lang w:val="zh_TW" w:bidi="zh_TW"/>
         </w:rPr>
       </w:r>
-      <w:hyperlink r:id="rId17">
-        <w:r>
-          <w:rPr>
-            <w:lang w:val="zh_TW" w:bidi="zh_TW"/>
-          </w:rPr>
-          <w:rPr>
-            <w:color w:val="0000EE"/>
-            <w:u w:val="single"/>
-          </w:rPr>
-          <w:t>馬太福音27:7</w:t>
-        </w:r>
-      </w:hyperlink>
+      <w:r>
+        <w:rPr>
+          <w:lang w:val="zh_TW" w:bidi="zh_TW"/>
+        </w:rPr>
+        <w:t>馬太福音27:7</w:t>
+      </w:r>
     </w:p>
     <w:p>
       <w:pPr>
@@ -529,18 +499,12 @@
           <w:lang w:val="zh_TW" w:bidi="zh_TW"/>
         </w:rPr>
       </w:r>
-      <w:hyperlink r:id="rId18">
-        <w:r>
-          <w:rPr>
-            <w:lang w:val="zh_TW" w:bidi="zh_TW"/>
-          </w:rPr>
-          <w:rPr>
-            <w:color w:val="0000EE"/>
-            <w:u w:val="single"/>
-          </w:rPr>
-          <w:t>詩篇79:1–3</w:t>
-        </w:r>
-      </w:hyperlink>
+      <w:r>
+        <w:rPr>
+          <w:lang w:val="zh_TW" w:bidi="zh_TW"/>
+        </w:rPr>
+        <w:t>詩篇79:1–3</w:t>
+      </w:r>
     </w:p>
     <w:p>
       <w:pPr>
@@ -872,18 +836,12 @@
           <w:lang w:val="zh_TW" w:bidi="zh_TW"/>
         </w:rPr>
       </w:r>
-      <w:hyperlink r:id="rId19">
-        <w:r>
-          <w:rPr>
-            <w:lang w:val="zh_TW" w:bidi="zh_TW"/>
-          </w:rPr>
-          <w:rPr>
-            <w:color w:val="0000EE"/>
-            <w:u w:val="single"/>
-          </w:rPr>
-          <w:t>創世記14:18</w:t>
-        </w:r>
-      </w:hyperlink>
+      <w:r>
+        <w:rPr>
+          <w:lang w:val="zh_TW" w:bidi="zh_TW"/>
+        </w:rPr>
+        <w:t>創世記14:18</w:t>
+      </w:r>
     </w:p>
     <w:p>
       <w:pPr>
@@ -896,18 +854,12 @@
           <w:lang w:val="zh_TW" w:bidi="zh_TW"/>
         </w:rPr>
       </w:r>
-      <w:hyperlink r:id="rId20">
-        <w:r>
-          <w:rPr>
-            <w:lang w:val="zh_TW" w:bidi="zh_TW"/>
-          </w:rPr>
-          <w:rPr>
-            <w:color w:val="0000EE"/>
-            <w:u w:val="single"/>
-          </w:rPr>
-          <w:t>希伯來書6:20</w:t>
-        </w:r>
-      </w:hyperlink>
+      <w:r>
+        <w:rPr>
+          <w:lang w:val="zh_TW" w:bidi="zh_TW"/>
+        </w:rPr>
+        <w:t>希伯來書6:20</w:t>
+      </w:r>
     </w:p>
     <w:p>
       <w:pPr>
@@ -920,18 +872,12 @@
           <w:lang w:val="zh_TW" w:bidi="zh_TW"/>
         </w:rPr>
       </w:r>
-      <w:hyperlink r:id="rId21">
-        <w:r>
-          <w:rPr>
-            <w:lang w:val="zh_TW" w:bidi="zh_TW"/>
-          </w:rPr>
-          <w:rPr>
-            <w:color w:val="0000EE"/>
-            <w:u w:val="single"/>
-          </w:rPr>
-          <w:t>希伯來書7:17</w:t>
-        </w:r>
-      </w:hyperlink>
+      <w:r>
+        <w:rPr>
+          <w:lang w:val="zh_TW" w:bidi="zh_TW"/>
+        </w:rPr>
+        <w:t>希伯來書7:17</w:t>
+      </w:r>
     </w:p>
     <w:p>
       <w:pPr>
@@ -944,18 +890,12 @@
           <w:lang w:val="zh_TW" w:bidi="zh_TW"/>
         </w:rPr>
       </w:r>
-      <w:hyperlink r:id="rId22">
-        <w:r>
-          <w:rPr>
-            <w:lang w:val="zh_TW" w:bidi="zh_TW"/>
-          </w:rPr>
-          <w:rPr>
-            <w:color w:val="0000EE"/>
-            <w:u w:val="single"/>
-          </w:rPr>
-          <w:t>詩篇110:4</w:t>
-        </w:r>
-      </w:hyperlink>
+      <w:r>
+        <w:rPr>
+          <w:lang w:val="zh_TW" w:bidi="zh_TW"/>
+        </w:rPr>
+        <w:t>詩篇110:4</w:t>
+      </w:r>
     </w:p>
     <w:p>
       <w:pPr>

--- a/zht/docx/109.content.docx
+++ b/zht/docx/109.content.docx
@@ -739,19 +739,7 @@
         <w:rPr>
           <w:lang w:val="zh_TW" w:bidi="zh_TW"/>
         </w:rPr>
-        <w:t>，</w:t>
-      </w:r>
-      <w:r>
-        <w:rPr>
-          <w:lang w:val="zh_TW" w:bidi="zh_TW"/>
-        </w:rPr>
-        <w:t>永恆</w:t>
-      </w:r>
-      <w:r>
-        <w:rPr>
-          <w:lang w:val="zh_TW" w:bidi="zh_TW"/>
-        </w:rPr>
-        <w:t>，</w:t>
+        <w:t>，永恆，</w:t>
       </w:r>
       <w:r>
         <w:rPr>
